--- a/CÔNG TY TNHH MERCURY CONSULTANT/MERCURY_ThaydoiDiaChi/QUYẾT ĐỊNH THAY ĐỔI.docx
+++ b/CÔNG TY TNHH MERCURY CONSULTANT/MERCURY_ThaydoiDiaChi/QUYẾT ĐỊNH THAY ĐỔI.docx
@@ -83,7 +83,7 @@
                 <w:sz w:val="28"/>
                 <w:szCs w:val="28"/>
               </w:rPr>
-              <w:t>CÔNG TY TNHH CHÚNG KIỆT</w:t>
+              <w:t>CÔNG TY TNHH MERCURY CONSULTANT</w:t>
             </w:r>
           </w:p>
           <w:p>
@@ -638,7 +638,7 @@
           <w:sz w:val="28"/>
           <w:szCs w:val="28"/>
         </w:rPr>
-        <w:t>CÔNG TY TNHH CHÚNG KIỆT</w:t>
+        <w:t>CÔNG TY TNHH MERCURY CONSULTANT</w:t>
       </w:r>
     </w:p>
     <w:p>
@@ -836,7 +836,15 @@
           <w:sz w:val="24"/>
           <w:szCs w:val="24"/>
         </w:rPr>
-        <w:t xml:space="preserve"> Số 2/21A, Tổ 7, Đường Thuận Giao 17, Khu Phố Hòa Lân 2, Phường Thuận Giao, Thành phố Thuận An, Tỉnh Bình Dương, Việt Nam</w:t>
+        <w:t xml:space="preserve"> </w:t>
+      </w:r>
+      <w:r>
+        <w:rPr>
+          <w:rFonts w:ascii="Times New Roman" w:eastAsia="Times New Roman" w:hAnsi="Times New Roman"/>
+          <w:sz w:val="24"/>
+          <w:szCs w:val="24"/>
+        </w:rPr>
+        <w:t>32 Xô Viết Nghệ Tĩnh, Phường 19, Quận Bình Thạnh, Thành phố Hồ Chí Minh, Việt Nam</w:t>
       </w:r>
     </w:p>
     <w:p>
@@ -911,7 +919,7 @@
           <w:sz w:val="24"/>
           <w:szCs w:val="24"/>
         </w:rPr>
-        <w:t xml:space="preserve"> Số 2/21A,</w:t>
+        <w:t xml:space="preserve"> </w:t>
       </w:r>
       <w:r>
         <w:rPr>
@@ -919,31 +927,7 @@
           <w:sz w:val="24"/>
           <w:szCs w:val="24"/>
         </w:rPr>
-        <w:t xml:space="preserve"> </w:t>
-      </w:r>
-      <w:r>
-        <w:rPr>
-          <w:rFonts w:ascii="Times New Roman" w:eastAsia="Times New Roman" w:hAnsi="Times New Roman" w:cs="Times New Roman"/>
-          <w:sz w:val="24"/>
-          <w:szCs w:val="24"/>
-        </w:rPr>
-        <w:t xml:space="preserve">Tổ 7, Đường Thuận Giao 17, Khu Phố Hòa Lân 2, Phường Thuận Giao, </w:t>
-      </w:r>
-      <w:r>
-        <w:rPr>
-          <w:rFonts w:ascii="Times New Roman" w:eastAsia="Times New Roman" w:hAnsi="Times New Roman" w:cs="Times New Roman"/>
-          <w:sz w:val="24"/>
-          <w:szCs w:val="24"/>
-        </w:rPr>
-        <w:t>Thành phố Hồ Chí Minh</w:t>
-      </w:r>
-      <w:r>
-        <w:rPr>
-          <w:rFonts w:ascii="Times New Roman" w:eastAsia="Times New Roman" w:hAnsi="Times New Roman" w:cs="Times New Roman"/>
-          <w:sz w:val="24"/>
-          <w:szCs w:val="24"/>
-        </w:rPr>
-        <w:t>, Việt Nam</w:t>
+        <w:t>Ô G16.27, Khu Suncasa, VSIP 2A, Phường Bình Dương, Thành phố Hồ Chí Minh, Việt Nam</w:t>
       </w:r>
     </w:p>
     <w:p>
@@ -1548,8 +1532,6 @@
               </w:rPr>
               <w:t>Chi tiết: Bán buôn hóa chất, dung môi, bột trám trét, các phụ gia, nguyên phụ liệu, máy móc, thiết bị dùng trong ngành sơn. (CPC 622)</w:t>
             </w:r>
-            <w:bookmarkStart w:id="0" w:name="_GoBack"/>
-            <w:bookmarkEnd w:id="0"/>
           </w:p>
         </w:tc>
         <w:tc>
@@ -2331,7 +2313,7 @@
                 <w:szCs w:val="28"/>
                 <w:lang w:eastAsia="zh-CN"/>
               </w:rPr>
-              <w:t>Ghi chú</w:t>
+              <w:t>Ngành, nghề kinh doanh chính</w:t>
             </w:r>
           </w:p>
         </w:tc>
@@ -2559,6 +2541,14 @@
                 <w:szCs w:val="28"/>
               </w:rPr>
             </w:pPr>
+            <w:r>
+              <w:rPr>
+                <w:rFonts w:ascii="Times New Roman" w:hAnsi="Times New Roman" w:cs="Times New Roman"/>
+                <w:sz w:val="28"/>
+                <w:szCs w:val="28"/>
+              </w:rPr>
+              <w:t>X</w:t>
+            </w:r>
           </w:p>
         </w:tc>
       </w:tr>
@@ -2750,6 +2740,8 @@
         <w:jc w:val="both"/>
         <w:rPr>
           <w:rFonts w:ascii="Times New Roman" w:hAnsi="Times New Roman" w:cs="Times New Roman"/>
+          <w:b/>
+          <w:bCs/>
           <w:sz w:val="28"/>
           <w:szCs w:val="28"/>
         </w:rPr>
@@ -2806,8 +2798,10 @@
           <w:sz w:val="24"/>
           <w:szCs w:val="24"/>
         </w:rPr>
-        <w:t>LÊ THỊ LIÊN</w:t>
-      </w:r>
+        <w:t>LIU, YU-TIEN</w:t>
+      </w:r>
+      <w:bookmarkStart w:id="0" w:name="_GoBack"/>
+      <w:bookmarkEnd w:id="0"/>
       <w:r>
         <w:rPr>
           <w:rFonts w:ascii="Times New Roman" w:hAnsi="Times New Roman" w:cs="Times New Roman"/>
@@ -2846,17 +2840,20 @@
           <w:szCs w:val="28"/>
         </w:rPr>
       </w:pPr>
-      <w:r>
+    </w:p>
+    <w:p>
+      <w:pPr>
+        <w:spacing w:after="120" w:line="240" w:lineRule="auto"/>
+        <w:ind w:left="0" w:right="0" w:firstLine="360"/>
+        <w:jc w:val="both"/>
         <w:rPr>
           <w:rFonts w:ascii="Times New Roman" w:hAnsi="Times New Roman" w:cs="Times New Roman"/>
           <w:b/>
           <w:bCs/>
           <w:sz w:val="28"/>
           <w:szCs w:val="28"/>
-          <w:u w:val="single"/>
-        </w:rPr>
-        <w:t xml:space="preserve">Điều </w:t>
-      </w:r>
+        </w:rPr>
+      </w:pPr>
       <w:r>
         <w:rPr>
           <w:rFonts w:ascii="Times New Roman" w:hAnsi="Times New Roman" w:cs="Times New Roman"/>
@@ -2866,15 +2863,7 @@
           <w:szCs w:val="28"/>
           <w:u w:val="single"/>
         </w:rPr>
-        <w:t>4</w:t>
-      </w:r>
-      <w:r>
-        <w:rPr>
-          <w:rFonts w:ascii="Times New Roman" w:hAnsi="Times New Roman" w:cs="Times New Roman"/>
-          <w:sz w:val="28"/>
-          <w:szCs w:val="28"/>
-        </w:rPr>
-        <w:t>: Người đại diện theo pháp luật của công ty có trách nhiệm thi hành Quyết định này.</w:t>
+        <w:t xml:space="preserve">Điều </w:t>
       </w:r>
       <w:r>
         <w:rPr>
@@ -2883,9 +2872,40 @@
           <w:bCs/>
           <w:sz w:val="28"/>
           <w:szCs w:val="28"/>
+          <w:u w:val="single"/>
+        </w:rPr>
+        <w:t>4</w:t>
+      </w:r>
+      <w:r>
+        <w:rPr>
+          <w:rFonts w:ascii="Times New Roman" w:hAnsi="Times New Roman" w:cs="Times New Roman"/>
+          <w:sz w:val="28"/>
+          <w:szCs w:val="28"/>
+        </w:rPr>
+        <w:t>: Người đại diện theo pháp luật của công ty có trách nhiệm thi hành Quyết định này.</w:t>
+      </w:r>
+      <w:r>
+        <w:rPr>
+          <w:rFonts w:ascii="Times New Roman" w:hAnsi="Times New Roman" w:cs="Times New Roman"/>
+          <w:b/>
+          <w:bCs/>
+          <w:sz w:val="28"/>
+          <w:szCs w:val="28"/>
         </w:rPr>
         <w:t> </w:t>
       </w:r>
+    </w:p>
+    <w:p>
+      <w:pPr>
+        <w:spacing w:after="120" w:line="240" w:lineRule="auto"/>
+        <w:ind w:left="0" w:right="0" w:firstLine="360"/>
+        <w:jc w:val="both"/>
+        <w:rPr>
+          <w:rFonts w:ascii="Times New Roman" w:hAnsi="Times New Roman" w:cs="Times New Roman"/>
+          <w:sz w:val="28"/>
+          <w:szCs w:val="28"/>
+        </w:rPr>
+      </w:pPr>
     </w:p>
     <w:p>
       <w:pPr>
@@ -3021,6 +3041,7 @@
                 <w:sz w:val="28"/>
                 <w:szCs w:val="28"/>
               </w:rPr>
+              <w:lastRenderedPageBreak/>
               <w:t>Nơi nhận:</w:t>
             </w:r>
           </w:p>
@@ -3075,7 +3096,6 @@
                 <w:sz w:val="28"/>
                 <w:szCs w:val="28"/>
               </w:rPr>
-              <w:lastRenderedPageBreak/>
               <w:t>- Phòng ĐKKD TP Hồ Chí Minh</w:t>
             </w:r>
             <w:r>
@@ -3142,7 +3162,6 @@
                 <w:sz w:val="28"/>
                 <w:szCs w:val="28"/>
               </w:rPr>
-              <w:lastRenderedPageBreak/>
               <w:t>CHỦ SỞ HỮU</w:t>
             </w:r>
           </w:p>
@@ -3248,7 +3267,7 @@
                 <w:sz w:val="24"/>
                 <w:szCs w:val="24"/>
               </w:rPr>
-              <w:t>LÊ THỊ LIÊN</w:t>
+              <w:t>LIU, YU-TIEN</w:t>
             </w:r>
           </w:p>
         </w:tc>
@@ -4654,18 +4673,12 @@
 </file>
 
 <file path=customXml/item1.xml><?xml version="1.0" encoding="utf-8"?>
-<p:properties xmlns:p="http://schemas.microsoft.com/office/2006/metadata/properties" xmlns:xsi="http://www.w3.org/2001/XMLSchema-instance" xmlns:pc="http://schemas.microsoft.com/office/infopath/2007/PartnerControls">
-  <documentManagement>
-    <AlternateThumbnailUrl xmlns="http://schemas.microsoft.com/sharepoint/v3">
-      <Url xsi:nil="true"/>
-      <Description xsi:nil="true"/>
-    </AlternateThumbnailUrl>
-    <VideoThumbnail xmlns="4ae7861e-4bff-47fb-9754-a3da037d4eb5" xsi:nil="true"/>
-    <ImageCreateDate xmlns="http://schemas.microsoft.com/sharepoint/v3" xsi:nil="true"/>
-    <GetImgForVideo xmlns="4ae7861e-4bff-47fb-9754-a3da037d4eb5" xsi:nil="true"/>
-    <Description xmlns="http://schemas.microsoft.com/sharepoint/v3" xsi:nil="true"/>
-  </documentManagement>
-</p:properties>
+<?mso-contentType ?>
+<FormTemplates xmlns="http://schemas.microsoft.com/sharepoint/v3/contenttype/forms">
+  <Display>DocumentLibraryForm</Display>
+  <Edit>DocumentLibraryForm</Edit>
+  <New>DocumentLibraryForm</New>
+</FormTemplates>
 </file>
 
 <file path=customXml/item2.xml><?xml version="1.0" encoding="utf-8"?>
@@ -4857,21 +4870,24 @@
 </file>
 
 <file path=customXml/item3.xml><?xml version="1.0" encoding="utf-8"?>
-<?mso-contentType ?>
-<FormTemplates xmlns="http://schemas.microsoft.com/sharepoint/v3/contenttype/forms">
-  <Display>DocumentLibraryForm</Display>
-  <Edit>DocumentLibraryForm</Edit>
-  <New>DocumentLibraryForm</New>
-</FormTemplates>
+<p:properties xmlns:p="http://schemas.microsoft.com/office/2006/metadata/properties" xmlns:xsi="http://www.w3.org/2001/XMLSchema-instance" xmlns:pc="http://schemas.microsoft.com/office/infopath/2007/PartnerControls">
+  <documentManagement>
+    <AlternateThumbnailUrl xmlns="http://schemas.microsoft.com/sharepoint/v3">
+      <Url xsi:nil="true"/>
+      <Description xsi:nil="true"/>
+    </AlternateThumbnailUrl>
+    <VideoThumbnail xmlns="4ae7861e-4bff-47fb-9754-a3da037d4eb5" xsi:nil="true"/>
+    <ImageCreateDate xmlns="http://schemas.microsoft.com/sharepoint/v3" xsi:nil="true"/>
+    <GetImgForVideo xmlns="4ae7861e-4bff-47fb-9754-a3da037d4eb5" xsi:nil="true"/>
+    <Description xmlns="http://schemas.microsoft.com/sharepoint/v3" xsi:nil="true"/>
+  </documentManagement>
+</p:properties>
 </file>
 
 <file path=customXml/itemProps1.xml><?xml version="1.0" encoding="utf-8"?>
-<ds:datastoreItem xmlns:ds="http://schemas.openxmlformats.org/officeDocument/2006/customXml" ds:itemID="{DFBF5159-804B-4563-9B15-6A0468B25410}">
+<ds:datastoreItem xmlns:ds="http://schemas.openxmlformats.org/officeDocument/2006/customXml" ds:itemID="{AFD07A8A-035B-44B3-8740-60045F8E4C9F}">
   <ds:schemaRefs>
-    <ds:schemaRef ds:uri="http://schemas.microsoft.com/office/2006/metadata/properties"/>
-    <ds:schemaRef ds:uri="http://schemas.microsoft.com/office/infopath/2007/PartnerControls"/>
-    <ds:schemaRef ds:uri="http://schemas.microsoft.com/sharepoint/v3"/>
-    <ds:schemaRef ds:uri="4ae7861e-4bff-47fb-9754-a3da037d4eb5"/>
+    <ds:schemaRef ds:uri="http://schemas.microsoft.com/sharepoint/v3/contenttype/forms"/>
   </ds:schemaRefs>
 </ds:datastoreItem>
 </file>
@@ -4896,9 +4912,12 @@
 </file>
 
 <file path=customXml/itemProps3.xml><?xml version="1.0" encoding="utf-8"?>
-<ds:datastoreItem xmlns:ds="http://schemas.openxmlformats.org/officeDocument/2006/customXml" ds:itemID="{AFD07A8A-035B-44B3-8740-60045F8E4C9F}">
+<ds:datastoreItem xmlns:ds="http://schemas.openxmlformats.org/officeDocument/2006/customXml" ds:itemID="{DFBF5159-804B-4563-9B15-6A0468B25410}">
   <ds:schemaRefs>
-    <ds:schemaRef ds:uri="http://schemas.microsoft.com/sharepoint/v3/contenttype/forms"/>
+    <ds:schemaRef ds:uri="http://schemas.microsoft.com/office/2006/metadata/properties"/>
+    <ds:schemaRef ds:uri="http://schemas.microsoft.com/office/infopath/2007/PartnerControls"/>
+    <ds:schemaRef ds:uri="http://schemas.microsoft.com/sharepoint/v3"/>
+    <ds:schemaRef ds:uri="4ae7861e-4bff-47fb-9754-a3da037d4eb5"/>
   </ds:schemaRefs>
 </ds:datastoreItem>
 </file>
--- a/CÔNG TY TNHH MERCURY CONSULTANT/MERCURY_ThaydoiDiaChi/QUYẾT ĐỊNH THAY ĐỔI.docx
+++ b/CÔNG TY TNHH MERCURY CONSULTANT/MERCURY_ThaydoiDiaChi/QUYẾT ĐỊNH THAY ĐỔI.docx
@@ -1,6 +1,6 @@
 
 <file path=word/document.xml><?xml version="1.0" encoding="utf-8"?>
-<w:document xmlns:wpc="http://schemas.microsoft.com/office/word/2010/wordprocessingCanvas" xmlns:cx="http://schemas.microsoft.com/office/drawing/2014/chartex" xmlns:cx1="http://schemas.microsoft.com/office/drawing/2015/9/8/chartex" xmlns:mc="http://schemas.openxmlformats.org/markup-compatibility/2006" xmlns:o="urn:schemas-microsoft-com:office:office" xmlns:r="http://schemas.openxmlformats.org/officeDocument/2006/relationships" xmlns:m="http://schemas.openxmlformats.org/officeDocument/2006/math" xmlns:v="urn:schemas-microsoft-com:vml" xmlns:wp14="http://schemas.microsoft.com/office/word/2010/wordprocessingDrawing" xmlns:wp="http://schemas.openxmlformats.org/drawingml/2006/wordprocessingDrawing" xmlns:w10="urn:schemas-microsoft-com:office:word" xmlns:w="http://schemas.openxmlformats.org/wordprocessingml/2006/main" xmlns:w14="http://schemas.microsoft.com/office/word/2010/wordml" xmlns:w15="http://schemas.microsoft.com/office/word/2012/wordml" xmlns:w16se="http://schemas.microsoft.com/office/word/2015/wordml/symex" xmlns:wpg="http://schemas.microsoft.com/office/word/2010/wordprocessingGroup" xmlns:wpi="http://schemas.microsoft.com/office/word/2010/wordprocessingInk" xmlns:wne="http://schemas.microsoft.com/office/word/2006/wordml" xmlns:wps="http://schemas.microsoft.com/office/word/2010/wordprocessingShape" mc:Ignorable="w14 w15 w16se wp14">
+<w:document xmlns:wpc="http://schemas.microsoft.com/office/word/2010/wordprocessingCanvas" xmlns:cx="http://schemas.microsoft.com/office/drawing/2014/chartex" xmlns:cx1="http://schemas.microsoft.com/office/drawing/2015/9/8/chartex" xmlns:cx2="http://schemas.microsoft.com/office/drawing/2015/10/21/chartex" xmlns:cx3="http://schemas.microsoft.com/office/drawing/2016/5/9/chartex" xmlns:cx4="http://schemas.microsoft.com/office/drawing/2016/5/10/chartex" xmlns:cx5="http://schemas.microsoft.com/office/drawing/2016/5/11/chartex" xmlns:cx6="http://schemas.microsoft.com/office/drawing/2016/5/12/chartex" xmlns:cx7="http://schemas.microsoft.com/office/drawing/2016/5/13/chartex" xmlns:cx8="http://schemas.microsoft.com/office/drawing/2016/5/14/chartex" xmlns:mc="http://schemas.openxmlformats.org/markup-compatibility/2006" xmlns:aink="http://schemas.microsoft.com/office/drawing/2016/ink" xmlns:am3d="http://schemas.microsoft.com/office/drawing/2017/model3d" xmlns:o="urn:schemas-microsoft-com:office:office" xmlns:oel="http://schemas.microsoft.com/office/2019/extlst" xmlns:r="http://schemas.openxmlformats.org/officeDocument/2006/relationships" xmlns:m="http://schemas.openxmlformats.org/officeDocument/2006/math" xmlns:v="urn:schemas-microsoft-com:vml" xmlns:wp14="http://schemas.microsoft.com/office/word/2010/wordprocessingDrawing" xmlns:wp="http://schemas.openxmlformats.org/drawingml/2006/wordprocessingDrawing" xmlns:w10="urn:schemas-microsoft-com:office:word" xmlns:w="http://schemas.openxmlformats.org/wordprocessingml/2006/main" xmlns:w14="http://schemas.microsoft.com/office/word/2010/wordml" xmlns:w15="http://schemas.microsoft.com/office/word/2012/wordml" xmlns:w16cex="http://schemas.microsoft.com/office/word/2018/wordml/cex" xmlns:w16cid="http://schemas.microsoft.com/office/word/2016/wordml/cid" xmlns:w16="http://schemas.microsoft.com/office/word/2018/wordml" xmlns:w16du="http://schemas.microsoft.com/office/word/2023/wordml/word16du" xmlns:w16sdtdh="http://schemas.microsoft.com/office/word/2020/wordml/sdtdatahash" xmlns:w16sdtfl="http://schemas.microsoft.com/office/word/2024/wordml/sdtformatlock" xmlns:w16se="http://schemas.microsoft.com/office/word/2015/wordml/symex" xmlns:wpg="http://schemas.microsoft.com/office/word/2010/wordprocessingGroup" xmlns:wpi="http://schemas.microsoft.com/office/word/2010/wordprocessingInk" xmlns:wne="http://schemas.microsoft.com/office/word/2006/wordml" xmlns:wps="http://schemas.microsoft.com/office/word/2010/wordprocessingShape" mc:Ignorable="w14 w15 w16se w16cid w16 w16cex w16sdtdh w16sdtfl w16du wp14">
   <w:body>
     <w:p>
       <w:pPr>
@@ -267,7 +267,7 @@
                 <w:sz w:val="28"/>
                 <w:szCs w:val="28"/>
               </w:rPr>
-              <w:t>14</w:t>
+              <w:t>4</w:t>
             </w:r>
             <w:r>
               <w:rPr>
@@ -287,7 +287,7 @@
                 <w:sz w:val="28"/>
                 <w:szCs w:val="28"/>
               </w:rPr>
-              <w:t>5</w:t>
+              <w:t>6</w:t>
             </w:r>
             <w:r>
               <w:rPr>
@@ -454,7 +454,7 @@
         <mc:AlternateContent>
           <mc:Choice Requires="wps">
             <w:drawing>
-              <wp:anchor distT="0" distB="0" distL="114300" distR="114300" simplePos="0" relativeHeight="251659264" behindDoc="0" locked="0" layoutInCell="1" allowOverlap="1" wp14:anchorId="212AA230" wp14:editId="7B9CCA60">
+              <wp:anchor distT="0" distB="0" distL="114300" distR="114300" simplePos="0" relativeHeight="251659264" behindDoc="0" locked="0" layoutInCell="1" allowOverlap="1" wp14:anchorId="57A3E6F1" wp14:editId="45DF932D">
                 <wp:simplePos x="0" y="0"/>
                 <wp:positionH relativeFrom="column">
                   <wp:posOffset>1878965</wp:posOffset>
@@ -927,7 +927,15 @@
           <w:sz w:val="24"/>
           <w:szCs w:val="24"/>
         </w:rPr>
-        <w:t>Ô G16.27, Khu Suncasa, VSIP 2A, Phường Bình Dương, Thành phố Hồ Chí Minh, Việt Nam</w:t>
+        <w:t>Ô G16.27, Khu Suncasa, VSIP 2A, đường K1A, khu phố 1</w:t>
+      </w:r>
+      <w:r>
+        <w:rPr>
+          <w:rFonts w:ascii="Times New Roman" w:eastAsia="Times New Roman" w:hAnsi="Times New Roman" w:cs="Times New Roman"/>
+          <w:sz w:val="24"/>
+          <w:szCs w:val="24"/>
+        </w:rPr>
+        <w:t>, Phường Bình Dương, Thành phố Hồ Chí Minh, Việt Nam</w:t>
       </w:r>
     </w:p>
     <w:p>
@@ -2800,8 +2808,6 @@
         </w:rPr>
         <w:t>LIU, YU-TIEN</w:t>
       </w:r>
-      <w:bookmarkStart w:id="0" w:name="_GoBack"/>
-      <w:bookmarkEnd w:id="0"/>
       <w:r>
         <w:rPr>
           <w:rFonts w:ascii="Times New Roman" w:hAnsi="Times New Roman" w:cs="Times New Roman"/>
@@ -3316,7 +3322,7 @@
 </file>
 
 <file path=word/numbering.xml><?xml version="1.0" encoding="utf-8"?>
-<w:numbering xmlns:wpc="http://schemas.microsoft.com/office/word/2010/wordprocessingCanvas" xmlns:cx="http://schemas.microsoft.com/office/drawing/2014/chartex" xmlns:cx1="http://schemas.microsoft.com/office/drawing/2015/9/8/chartex" xmlns:mc="http://schemas.openxmlformats.org/markup-compatibility/2006" xmlns:o="urn:schemas-microsoft-com:office:office" xmlns:r="http://schemas.openxmlformats.org/officeDocument/2006/relationships" xmlns:m="http://schemas.openxmlformats.org/officeDocument/2006/math" xmlns:v="urn:schemas-microsoft-com:vml" xmlns:wp14="http://schemas.microsoft.com/office/word/2010/wordprocessingDrawing" xmlns:wp="http://schemas.openxmlformats.org/drawingml/2006/wordprocessingDrawing" xmlns:w10="urn:schemas-microsoft-com:office:word" xmlns:w="http://schemas.openxmlformats.org/wordprocessingml/2006/main" xmlns:w14="http://schemas.microsoft.com/office/word/2010/wordml" xmlns:w15="http://schemas.microsoft.com/office/word/2012/wordml" xmlns:w16se="http://schemas.microsoft.com/office/word/2015/wordml/symex" xmlns:wpg="http://schemas.microsoft.com/office/word/2010/wordprocessingGroup" xmlns:wpi="http://schemas.microsoft.com/office/word/2010/wordprocessingInk" xmlns:wne="http://schemas.microsoft.com/office/word/2006/wordml" xmlns:wps="http://schemas.microsoft.com/office/word/2010/wordprocessingShape" mc:Ignorable="w14 w15 w16se wp14">
+<w:numbering xmlns:wpc="http://schemas.microsoft.com/office/word/2010/wordprocessingCanvas" xmlns:cx="http://schemas.microsoft.com/office/drawing/2014/chartex" xmlns:cx1="http://schemas.microsoft.com/office/drawing/2015/9/8/chartex" xmlns:cx2="http://schemas.microsoft.com/office/drawing/2015/10/21/chartex" xmlns:cx3="http://schemas.microsoft.com/office/drawing/2016/5/9/chartex" xmlns:cx4="http://schemas.microsoft.com/office/drawing/2016/5/10/chartex" xmlns:cx5="http://schemas.microsoft.com/office/drawing/2016/5/11/chartex" xmlns:cx6="http://schemas.microsoft.com/office/drawing/2016/5/12/chartex" xmlns:cx7="http://schemas.microsoft.com/office/drawing/2016/5/13/chartex" xmlns:cx8="http://schemas.microsoft.com/office/drawing/2016/5/14/chartex" xmlns:mc="http://schemas.openxmlformats.org/markup-compatibility/2006" xmlns:aink="http://schemas.microsoft.com/office/drawing/2016/ink" xmlns:am3d="http://schemas.microsoft.com/office/drawing/2017/model3d" xmlns:o="urn:schemas-microsoft-com:office:office" xmlns:oel="http://schemas.microsoft.com/office/2019/extlst" xmlns:r="http://schemas.openxmlformats.org/officeDocument/2006/relationships" xmlns:m="http://schemas.openxmlformats.org/officeDocument/2006/math" xmlns:v="urn:schemas-microsoft-com:vml" xmlns:wp14="http://schemas.microsoft.com/office/word/2010/wordprocessingDrawing" xmlns:wp="http://schemas.openxmlformats.org/drawingml/2006/wordprocessingDrawing" xmlns:w10="urn:schemas-microsoft-com:office:word" xmlns:w="http://schemas.openxmlformats.org/wordprocessingml/2006/main" xmlns:w14="http://schemas.microsoft.com/office/word/2010/wordml" xmlns:w15="http://schemas.microsoft.com/office/word/2012/wordml" xmlns:w16cex="http://schemas.microsoft.com/office/word/2018/wordml/cex" xmlns:w16cid="http://schemas.microsoft.com/office/word/2016/wordml/cid" xmlns:w16="http://schemas.microsoft.com/office/word/2018/wordml" xmlns:w16du="http://schemas.microsoft.com/office/word/2023/wordml/word16du" xmlns:w16sdtdh="http://schemas.microsoft.com/office/word/2020/wordml/sdtdatahash" xmlns:w16sdtfl="http://schemas.microsoft.com/office/word/2024/wordml/sdtformatlock" xmlns:w16se="http://schemas.microsoft.com/office/word/2015/wordml/symex" xmlns:wpg="http://schemas.microsoft.com/office/word/2010/wordprocessingGroup" xmlns:wpi="http://schemas.microsoft.com/office/word/2010/wordprocessingInk" xmlns:wne="http://schemas.microsoft.com/office/word/2006/wordml" xmlns:wps="http://schemas.microsoft.com/office/word/2010/wordprocessingShape" mc:Ignorable="w14 w15 w16se w16cid w16 w16cex w16sdtdh w16sdtfl w16du wp14">
   <w:abstractNum w:abstractNumId="0" w15:restartNumberingAfterBreak="0">
     <w:nsid w:val="06841C68"/>
     <w:multiLevelType w:val="multilevel"/>
@@ -3803,23 +3809,23 @@
       </w:rPr>
     </w:lvl>
   </w:abstractNum>
-  <w:num w:numId="1">
+  <w:num w:numId="1" w16cid:durableId="1786077709">
     <w:abstractNumId w:val="2"/>
   </w:num>
-  <w:num w:numId="2">
+  <w:num w:numId="2" w16cid:durableId="1696610459">
     <w:abstractNumId w:val="3"/>
   </w:num>
-  <w:num w:numId="3">
+  <w:num w:numId="3" w16cid:durableId="2002389160">
     <w:abstractNumId w:val="1"/>
   </w:num>
-  <w:num w:numId="4">
+  <w:num w:numId="4" w16cid:durableId="1814368421">
     <w:abstractNumId w:val="0"/>
   </w:num>
 </w:numbering>
 </file>
 
 <file path=word/styles.xml><?xml version="1.0" encoding="utf-8"?>
-<w:styles xmlns:mc="http://schemas.openxmlformats.org/markup-compatibility/2006" xmlns:r="http://schemas.openxmlformats.org/officeDocument/2006/relationships" xmlns:w="http://schemas.openxmlformats.org/wordprocessingml/2006/main" xmlns:w14="http://schemas.microsoft.com/office/word/2010/wordml" xmlns:w15="http://schemas.microsoft.com/office/word/2012/wordml" xmlns:w16se="http://schemas.microsoft.com/office/word/2015/wordml/symex" mc:Ignorable="w14 w15 w16se">
+<w:styles xmlns:mc="http://schemas.openxmlformats.org/markup-compatibility/2006" xmlns:r="http://schemas.openxmlformats.org/officeDocument/2006/relationships" xmlns:w="http://schemas.openxmlformats.org/wordprocessingml/2006/main" xmlns:w14="http://schemas.microsoft.com/office/word/2010/wordml" xmlns:w15="http://schemas.microsoft.com/office/word/2012/wordml" xmlns:w16cex="http://schemas.microsoft.com/office/word/2018/wordml/cex" xmlns:w16cid="http://schemas.microsoft.com/office/word/2016/wordml/cid" xmlns:w16="http://schemas.microsoft.com/office/word/2018/wordml" xmlns:w16du="http://schemas.microsoft.com/office/word/2023/wordml/word16du" xmlns:w16sdtdh="http://schemas.microsoft.com/office/word/2020/wordml/sdtdatahash" xmlns:w16sdtfl="http://schemas.microsoft.com/office/word/2024/wordml/sdtformatlock" xmlns:w16se="http://schemas.microsoft.com/office/word/2015/wordml/symex" mc:Ignorable="w14 w15 w16se w16cid w16 w16cex w16sdtdh w16sdtfl w16du">
   <w:docDefaults>
     <w:rPrDefault>
       <w:rPr>
@@ -3829,7 +3835,7 @@
     </w:rPrDefault>
     <w:pPrDefault/>
   </w:docDefaults>
-  <w:latentStyles w:defLockedState="0" w:defUIPriority="99" w:defSemiHidden="0" w:defUnhideWhenUsed="0" w:defQFormat="0" w:count="371">
+  <w:latentStyles w:defLockedState="0" w:defUIPriority="99" w:defSemiHidden="0" w:defUnhideWhenUsed="0" w:defQFormat="0" w:count="376">
     <w:lsdException w:name="Normal" w:locked="1" w:uiPriority="0" w:qFormat="1"/>
     <w:lsdException w:name="heading 1" w:locked="1" w:uiPriority="0" w:qFormat="1"/>
     <w:lsdException w:name="heading 2" w:locked="1" w:uiPriority="0" w:qFormat="1"/>
@@ -4201,6 +4207,11 @@
     <w:lsdException w:name="List Table 5 Dark Accent 6" w:uiPriority="50"/>
     <w:lsdException w:name="List Table 6 Colorful Accent 6" w:uiPriority="51"/>
     <w:lsdException w:name="List Table 7 Colorful Accent 6" w:uiPriority="52"/>
+    <w:lsdException w:name="Mention" w:semiHidden="1" w:unhideWhenUsed="1"/>
+    <w:lsdException w:name="Smart Hyperlink" w:semiHidden="1" w:unhideWhenUsed="1"/>
+    <w:lsdException w:name="Hashtag" w:semiHidden="1" w:unhideWhenUsed="1"/>
+    <w:lsdException w:name="Unresolved Mention" w:semiHidden="1" w:unhideWhenUsed="1"/>
+    <w:lsdException w:name="Smart Link" w:semiHidden="1" w:unhideWhenUsed="1"/>
   </w:latentStyles>
   <w:style w:type="paragraph" w:default="1" w:styleId="Normal">
     <w:name w:val="Normal"/>
@@ -4673,12 +4684,18 @@
 </file>
 
 <file path=customXml/item1.xml><?xml version="1.0" encoding="utf-8"?>
-<?mso-contentType ?>
-<FormTemplates xmlns="http://schemas.microsoft.com/sharepoint/v3/contenttype/forms">
-  <Display>DocumentLibraryForm</Display>
-  <Edit>DocumentLibraryForm</Edit>
-  <New>DocumentLibraryForm</New>
-</FormTemplates>
+<p:properties xmlns:p="http://schemas.microsoft.com/office/2006/metadata/properties" xmlns:xsi="http://www.w3.org/2001/XMLSchema-instance" xmlns:pc="http://schemas.microsoft.com/office/infopath/2007/PartnerControls">
+  <documentManagement>
+    <AlternateThumbnailUrl xmlns="http://schemas.microsoft.com/sharepoint/v3">
+      <Url xsi:nil="true"/>
+      <Description xsi:nil="true"/>
+    </AlternateThumbnailUrl>
+    <VideoThumbnail xmlns="4ae7861e-4bff-47fb-9754-a3da037d4eb5" xsi:nil="true"/>
+    <ImageCreateDate xmlns="http://schemas.microsoft.com/sharepoint/v3" xsi:nil="true"/>
+    <GetImgForVideo xmlns="4ae7861e-4bff-47fb-9754-a3da037d4eb5" xsi:nil="true"/>
+    <Description xmlns="http://schemas.microsoft.com/sharepoint/v3" xsi:nil="true"/>
+  </documentManagement>
+</p:properties>
 </file>
 
 <file path=customXml/item2.xml><?xml version="1.0" encoding="utf-8"?>
@@ -4870,24 +4887,21 @@
 </file>
 
 <file path=customXml/item3.xml><?xml version="1.0" encoding="utf-8"?>
-<p:properties xmlns:p="http://schemas.microsoft.com/office/2006/metadata/properties" xmlns:xsi="http://www.w3.org/2001/XMLSchema-instance" xmlns:pc="http://schemas.microsoft.com/office/infopath/2007/PartnerControls">
-  <documentManagement>
-    <AlternateThumbnailUrl xmlns="http://schemas.microsoft.com/sharepoint/v3">
-      <Url xsi:nil="true"/>
-      <Description xsi:nil="true"/>
-    </AlternateThumbnailUrl>
-    <VideoThumbnail xmlns="4ae7861e-4bff-47fb-9754-a3da037d4eb5" xsi:nil="true"/>
-    <ImageCreateDate xmlns="http://schemas.microsoft.com/sharepoint/v3" xsi:nil="true"/>
-    <GetImgForVideo xmlns="4ae7861e-4bff-47fb-9754-a3da037d4eb5" xsi:nil="true"/>
-    <Description xmlns="http://schemas.microsoft.com/sharepoint/v3" xsi:nil="true"/>
-  </documentManagement>
-</p:properties>
+<?mso-contentType ?>
+<FormTemplates xmlns="http://schemas.microsoft.com/sharepoint/v3/contenttype/forms">
+  <Display>DocumentLibraryForm</Display>
+  <Edit>DocumentLibraryForm</Edit>
+  <New>DocumentLibraryForm</New>
+</FormTemplates>
 </file>
 
 <file path=customXml/itemProps1.xml><?xml version="1.0" encoding="utf-8"?>
-<ds:datastoreItem xmlns:ds="http://schemas.openxmlformats.org/officeDocument/2006/customXml" ds:itemID="{AFD07A8A-035B-44B3-8740-60045F8E4C9F}">
+<ds:datastoreItem xmlns:ds="http://schemas.openxmlformats.org/officeDocument/2006/customXml" ds:itemID="{DFBF5159-804B-4563-9B15-6A0468B25410}">
   <ds:schemaRefs>
-    <ds:schemaRef ds:uri="http://schemas.microsoft.com/sharepoint/v3/contenttype/forms"/>
+    <ds:schemaRef ds:uri="http://schemas.microsoft.com/office/2006/metadata/properties"/>
+    <ds:schemaRef ds:uri="http://schemas.microsoft.com/office/infopath/2007/PartnerControls"/>
+    <ds:schemaRef ds:uri="http://schemas.microsoft.com/sharepoint/v3"/>
+    <ds:schemaRef ds:uri="4ae7861e-4bff-47fb-9754-a3da037d4eb5"/>
   </ds:schemaRefs>
 </ds:datastoreItem>
 </file>
@@ -4912,12 +4926,9 @@
 </file>
 
 <file path=customXml/itemProps3.xml><?xml version="1.0" encoding="utf-8"?>
-<ds:datastoreItem xmlns:ds="http://schemas.openxmlformats.org/officeDocument/2006/customXml" ds:itemID="{DFBF5159-804B-4563-9B15-6A0468B25410}">
+<ds:datastoreItem xmlns:ds="http://schemas.openxmlformats.org/officeDocument/2006/customXml" ds:itemID="{AFD07A8A-035B-44B3-8740-60045F8E4C9F}">
   <ds:schemaRefs>
-    <ds:schemaRef ds:uri="http://schemas.microsoft.com/office/2006/metadata/properties"/>
-    <ds:schemaRef ds:uri="http://schemas.microsoft.com/office/infopath/2007/PartnerControls"/>
-    <ds:schemaRef ds:uri="http://schemas.microsoft.com/sharepoint/v3"/>
-    <ds:schemaRef ds:uri="4ae7861e-4bff-47fb-9754-a3da037d4eb5"/>
+    <ds:schemaRef ds:uri="http://schemas.microsoft.com/sharepoint/v3/contenttype/forms"/>
   </ds:schemaRefs>
 </ds:datastoreItem>
 </file>
--- a/CÔNG TY TNHH MERCURY CONSULTANT/MERCURY_ThaydoiDiaChi/QUYẾT ĐỊNH THAY ĐỔI.docx
+++ b/CÔNG TY TNHH MERCURY CONSULTANT/MERCURY_ThaydoiDiaChi/QUYẾT ĐỊNH THAY ĐỔI.docx
@@ -927,7 +927,7 @@
           <w:sz w:val="24"/>
           <w:szCs w:val="24"/>
         </w:rPr>
-        <w:t>Ô G16.27, Khu Suncasa, VSIP 2A, đường K1A, khu phố 1</w:t>
+        <w:t>Ô G16.27, Khu Suncasa, VSIP 2A, đường K1A, khu 1</w:t>
       </w:r>
       <w:r>
         <w:rPr>
@@ -4684,18 +4684,12 @@
 </file>
 
 <file path=customXml/item1.xml><?xml version="1.0" encoding="utf-8"?>
-<p:properties xmlns:p="http://schemas.microsoft.com/office/2006/metadata/properties" xmlns:xsi="http://www.w3.org/2001/XMLSchema-instance" xmlns:pc="http://schemas.microsoft.com/office/infopath/2007/PartnerControls">
-  <documentManagement>
-    <AlternateThumbnailUrl xmlns="http://schemas.microsoft.com/sharepoint/v3">
-      <Url xsi:nil="true"/>
-      <Description xsi:nil="true"/>
-    </AlternateThumbnailUrl>
-    <VideoThumbnail xmlns="4ae7861e-4bff-47fb-9754-a3da037d4eb5" xsi:nil="true"/>
-    <ImageCreateDate xmlns="http://schemas.microsoft.com/sharepoint/v3" xsi:nil="true"/>
-    <GetImgForVideo xmlns="4ae7861e-4bff-47fb-9754-a3da037d4eb5" xsi:nil="true"/>
-    <Description xmlns="http://schemas.microsoft.com/sharepoint/v3" xsi:nil="true"/>
-  </documentManagement>
-</p:properties>
+<?mso-contentType ?>
+<FormTemplates xmlns="http://schemas.microsoft.com/sharepoint/v3/contenttype/forms">
+  <Display>DocumentLibraryForm</Display>
+  <Edit>DocumentLibraryForm</Edit>
+  <New>DocumentLibraryForm</New>
+</FormTemplates>
 </file>
 
 <file path=customXml/item2.xml><?xml version="1.0" encoding="utf-8"?>
@@ -4887,21 +4881,24 @@
 </file>
 
 <file path=customXml/item3.xml><?xml version="1.0" encoding="utf-8"?>
-<?mso-contentType ?>
-<FormTemplates xmlns="http://schemas.microsoft.com/sharepoint/v3/contenttype/forms">
-  <Display>DocumentLibraryForm</Display>
-  <Edit>DocumentLibraryForm</Edit>
-  <New>DocumentLibraryForm</New>
-</FormTemplates>
+<p:properties xmlns:p="http://schemas.microsoft.com/office/2006/metadata/properties" xmlns:xsi="http://www.w3.org/2001/XMLSchema-instance" xmlns:pc="http://schemas.microsoft.com/office/infopath/2007/PartnerControls">
+  <documentManagement>
+    <AlternateThumbnailUrl xmlns="http://schemas.microsoft.com/sharepoint/v3">
+      <Url xsi:nil="true"/>
+      <Description xsi:nil="true"/>
+    </AlternateThumbnailUrl>
+    <VideoThumbnail xmlns="4ae7861e-4bff-47fb-9754-a3da037d4eb5" xsi:nil="true"/>
+    <ImageCreateDate xmlns="http://schemas.microsoft.com/sharepoint/v3" xsi:nil="true"/>
+    <GetImgForVideo xmlns="4ae7861e-4bff-47fb-9754-a3da037d4eb5" xsi:nil="true"/>
+    <Description xmlns="http://schemas.microsoft.com/sharepoint/v3" xsi:nil="true"/>
+  </documentManagement>
+</p:properties>
 </file>
 
 <file path=customXml/itemProps1.xml><?xml version="1.0" encoding="utf-8"?>
-<ds:datastoreItem xmlns:ds="http://schemas.openxmlformats.org/officeDocument/2006/customXml" ds:itemID="{DFBF5159-804B-4563-9B15-6A0468B25410}">
+<ds:datastoreItem xmlns:ds="http://schemas.openxmlformats.org/officeDocument/2006/customXml" ds:itemID="{AFD07A8A-035B-44B3-8740-60045F8E4C9F}">
   <ds:schemaRefs>
-    <ds:schemaRef ds:uri="http://schemas.microsoft.com/office/2006/metadata/properties"/>
-    <ds:schemaRef ds:uri="http://schemas.microsoft.com/office/infopath/2007/PartnerControls"/>
-    <ds:schemaRef ds:uri="http://schemas.microsoft.com/sharepoint/v3"/>
-    <ds:schemaRef ds:uri="4ae7861e-4bff-47fb-9754-a3da037d4eb5"/>
+    <ds:schemaRef ds:uri="http://schemas.microsoft.com/sharepoint/v3/contenttype/forms"/>
   </ds:schemaRefs>
 </ds:datastoreItem>
 </file>
@@ -4926,9 +4923,12 @@
 </file>
 
 <file path=customXml/itemProps3.xml><?xml version="1.0" encoding="utf-8"?>
-<ds:datastoreItem xmlns:ds="http://schemas.openxmlformats.org/officeDocument/2006/customXml" ds:itemID="{AFD07A8A-035B-44B3-8740-60045F8E4C9F}">
+<ds:datastoreItem xmlns:ds="http://schemas.openxmlformats.org/officeDocument/2006/customXml" ds:itemID="{DFBF5159-804B-4563-9B15-6A0468B25410}">
   <ds:schemaRefs>
-    <ds:schemaRef ds:uri="http://schemas.microsoft.com/sharepoint/v3/contenttype/forms"/>
+    <ds:schemaRef ds:uri="http://schemas.microsoft.com/office/2006/metadata/properties"/>
+    <ds:schemaRef ds:uri="http://schemas.microsoft.com/office/infopath/2007/PartnerControls"/>
+    <ds:schemaRef ds:uri="http://schemas.microsoft.com/sharepoint/v3"/>
+    <ds:schemaRef ds:uri="4ae7861e-4bff-47fb-9754-a3da037d4eb5"/>
   </ds:schemaRefs>
 </ds:datastoreItem>
 </file>